--- a/RFI-Docs/POPCaP - PO Messaging.docx
+++ b/RFI-Docs/POPCaP - PO Messaging.docx
@@ -4,7 +4,121 @@
   <w:body>
     <w:p>
       <w:pPr>
-        <w:jc w:val="center"/>
+        <w:jc w:val="left"/>
+      </w:pPr>
+      <w:r>
+        <w:rPr>
+          <w:color w:val="646464"/>
+          <w:sz w:val="18"/>
+        </w:rPr>
+        <w:t>Document: POPCaP - PO Messaging.docx</w:t>
+      </w:r>
+    </w:p>
+    <w:p>
+      <w:pPr>
+        <w:jc w:val="left"/>
+      </w:pPr>
+      <w:r>
+        <w:rPr>
+          <w:color w:val="646464"/>
+          <w:sz w:val="18"/>
+        </w:rPr>
+        <w:t>Title: POPCaP Transition Talking Points</w:t>
+      </w:r>
+    </w:p>
+    <w:p>
+      <w:pPr>
+        <w:jc w:val="left"/>
+      </w:pPr>
+      <w:r>
+        <w:rPr>
+          <w:color w:val="646464"/>
+          <w:sz w:val="18"/>
+        </w:rPr>
+        <w:t>Topic: Precision Oncology | Type: Talking Points</w:t>
+      </w:r>
+    </w:p>
+    <w:p>
+      <w:pPr>
+        <w:jc w:val="left"/>
+      </w:pPr>
+      <w:r>
+        <w:rPr>
+          <w:color w:val="646464"/>
+          <w:sz w:val="18"/>
+        </w:rPr>
+        <w:t>Created: 2024-08-09 | By: Bartlinski, David</w:t>
+      </w:r>
+    </w:p>
+    <w:p>
+      <w:pPr>
+        <w:jc w:val="left"/>
+      </w:pPr>
+      <w:r>
+        <w:rPr>
+          <w:color w:val="646464"/>
+          <w:sz w:val="18"/>
+        </w:rPr>
+        <w:t>Modified: 2026-02-02 | By: Bartlinski, David</w:t>
+      </w:r>
+    </w:p>
+    <w:p>
+      <w:pPr>
+        <w:jc w:val="left"/>
+      </w:pPr>
+      <w:r>
+        <w:rPr>
+          <w:color w:val="C8C8C8"/>
+          <w:sz w:val="16"/>
+        </w:rPr>
+        <w:t>────────────────────────────────────────────────────────────────────────────────</w:t>
+      </w:r>
+    </w:p>
+    <w:p>
+      <w:pPr>
+        <w:jc w:val="left"/>
+      </w:pPr>
+      <w:r/>
+    </w:p>
+    <w:p>
+      <w:pPr>
+        <w:jc w:val="left"/>
+      </w:pPr>
+      <w:r>
+        <w:rPr>
+          <w:color w:val="646464"/>
+          <w:sz w:val="18"/>
+        </w:rPr>
+        <w:t>Topic: Precision Oncology | Type: Talking Points</w:t>
+      </w:r>
+    </w:p>
+    <w:p>
+      <w:pPr>
+        <w:jc w:val="left"/>
+      </w:pPr>
+      <w:r>
+        <w:rPr>
+          <w:color w:val="646464"/>
+          <w:sz w:val="18"/>
+        </w:rPr>
+        <w:t>Created: 2024-08-09 | By: Bartlinski, David</w:t>
+      </w:r>
+    </w:p>
+    <w:p>
+      <w:pPr>
+        <w:jc w:val="left"/>
+      </w:pPr>
+      <w:r>
+        <w:rPr>
+          <w:color w:val="646464"/>
+          <w:sz w:val="18"/>
+        </w:rPr>
+        <w:t>Modified: 2026-02-02 | By: Bartlinski, David</w:t>
+      </w:r>
+    </w:p>
+    <w:p>
+      <w:pPr>
+        <w:jc w:val="left"/>
         <w:rPr>
           <w:rFonts w:cstheme="minorHAnsi"/>
           <w:b/>
@@ -17,27 +131,10 @@
       </w:pPr>
       <w:r>
         <w:rPr>
-          <w:rFonts w:cstheme="minorHAnsi"/>
-          <w:b/>
-          <w:bCs/>
-          <w:i/>
-          <w:iCs/>
-          <w:sz w:val="36"/>
-          <w:szCs w:val="36"/>
-        </w:rPr>
-        <w:t>Precision Oncology</w:t>
-      </w:r>
-      <w:r>
-        <w:rPr>
-          <w:rFonts w:cstheme="minorHAnsi"/>
-          <w:b/>
-          <w:bCs/>
-          <w:i/>
-          <w:iCs/>
-          <w:sz w:val="36"/>
-          <w:szCs w:val="36"/>
-        </w:rPr>
-        <w:t xml:space="preserve"> Messaging</w:t>
+          <w:color w:val="C8C8C8"/>
+          <w:sz w:val="16"/>
+        </w:rPr>
+        <w:t>────────────────────────────────────────────────────────────────────────────────</w:t>
       </w:r>
     </w:p>
     <w:p>
@@ -46,6 +143,7 @@
           <w:rFonts w:cstheme="minorHAnsi"/>
         </w:rPr>
       </w:pPr>
+      <w:r/>
     </w:p>
     <w:p>
       <w:pPr>
